--- a/tillsyn/A 33107-2026 tillsynsbegäran.docx
+++ b/tillsyn/A 33107-2026 tillsynsbegäran.docx
@@ -1133,7 +1133,7 @@
     <w:r>
       <w:tab/>
       <w:tab/>
-      <w:t>2026-09-14</w:t>
+      <w:t>2026-09-15</w:t>
       <w:br/>
       <w:br/>
     </w:r>

--- a/tillsyn/A 33107-2026 tillsynsbegäran.docx
+++ b/tillsyn/A 33107-2026 tillsynsbegäran.docx
@@ -1133,7 +1133,7 @@
     <w:r>
       <w:tab/>
       <w:tab/>
-      <w:t>2026-09-15</w:t>
+      <w:t>2026-09-16</w:t>
       <w:br/>
       <w:br/>
     </w:r>

--- a/tillsyn/A 33107-2026 tillsynsbegäran.docx
+++ b/tillsyn/A 33107-2026 tillsynsbegäran.docx
@@ -1133,7 +1133,7 @@
     <w:r>
       <w:tab/>
       <w:tab/>
-      <w:t>2026-09-16</w:t>
+      <w:t>2026-09-17</w:t>
       <w:br/>
       <w:br/>
     </w:r>

--- a/tillsyn/A 33107-2026 tillsynsbegäran.docx
+++ b/tillsyn/A 33107-2026 tillsynsbegäran.docx
@@ -1133,7 +1133,7 @@
     <w:r>
       <w:tab/>
       <w:tab/>
-      <w:t>2026-09-17</w:t>
+      <w:t>2026-09-18</w:t>
       <w:br/>
       <w:br/>
     </w:r>

--- a/tillsyn/A 33107-2026 tillsynsbegäran.docx
+++ b/tillsyn/A 33107-2026 tillsynsbegäran.docx
@@ -1133,7 +1133,7 @@
     <w:r>
       <w:tab/>
       <w:tab/>
-      <w:t>2026-09-18</w:t>
+      <w:t>2026-09-19</w:t>
       <w:br/>
       <w:br/>
     </w:r>

--- a/tillsyn/A 33107-2026 tillsynsbegäran.docx
+++ b/tillsyn/A 33107-2026 tillsynsbegäran.docx
@@ -1133,7 +1133,7 @@
     <w:r>
       <w:tab/>
       <w:tab/>
-      <w:t>2026-09-19</w:t>
+      <w:t>2026-09-21</w:t>
       <w:br/>
       <w:br/>
     </w:r>

--- a/tillsyn/A 33107-2026 tillsynsbegäran.docx
+++ b/tillsyn/A 33107-2026 tillsynsbegäran.docx
@@ -1133,7 +1133,7 @@
     <w:r>
       <w:tab/>
       <w:tab/>
-      <w:t>2026-09-21</w:t>
+      <w:t>2026-09-23</w:t>
       <w:br/>
       <w:br/>
     </w:r>

--- a/tillsyn/A 33107-2026 tillsynsbegäran.docx
+++ b/tillsyn/A 33107-2026 tillsynsbegäran.docx
@@ -1133,7 +1133,7 @@
     <w:r>
       <w:tab/>
       <w:tab/>
-      <w:t>2026-09-23</w:t>
+      <w:t>2026-09-24</w:t>
       <w:br/>
       <w:br/>
     </w:r>

--- a/tillsyn/A 33107-2026 tillsynsbegäran.docx
+++ b/tillsyn/A 33107-2026 tillsynsbegäran.docx
@@ -1133,7 +1133,7 @@
     <w:r>
       <w:tab/>
       <w:tab/>
-      <w:t>2026-09-24</w:t>
+      <w:t>2026-09-25</w:t>
       <w:br/>
       <w:br/>
     </w:r>

--- a/tillsyn/A 33107-2026 tillsynsbegäran.docx
+++ b/tillsyn/A 33107-2026 tillsynsbegäran.docx
@@ -1133,7 +1133,7 @@
     <w:r>
       <w:tab/>
       <w:tab/>
-      <w:t>2026-09-25</w:t>
+      <w:t>2026-09-26</w:t>
       <w:br/>
       <w:br/>
     </w:r>

--- a/tillsyn/A 33107-2026 tillsynsbegäran.docx
+++ b/tillsyn/A 33107-2026 tillsynsbegäran.docx
@@ -1133,7 +1133,7 @@
     <w:r>
       <w:tab/>
       <w:tab/>
-      <w:t>2026-09-26</w:t>
+      <w:t>2026-09-27</w:t>
       <w:br/>
       <w:br/>
     </w:r>

--- a/tillsyn/A 33107-2026 tillsynsbegäran.docx
+++ b/tillsyn/A 33107-2026 tillsynsbegäran.docx
@@ -1133,7 +1133,7 @@
     <w:r>
       <w:tab/>
       <w:tab/>
-      <w:t>2026-09-27</w:t>
+      <w:t>2026-09-28</w:t>
       <w:br/>
       <w:br/>
     </w:r>

--- a/tillsyn/A 33107-2026 tillsynsbegäran.docx
+++ b/tillsyn/A 33107-2026 tillsynsbegäran.docx
@@ -1133,7 +1133,7 @@
     <w:r>
       <w:tab/>
       <w:tab/>
-      <w:t>2026-09-28</w:t>
+      <w:t>2026-09-29</w:t>
       <w:br/>
       <w:br/>
     </w:r>

--- a/tillsyn/A 33107-2026 tillsynsbegäran.docx
+++ b/tillsyn/A 33107-2026 tillsynsbegäran.docx
@@ -1133,7 +1133,7 @@
     <w:r>
       <w:tab/>
       <w:tab/>
-      <w:t>2026-09-29</w:t>
+      <w:t>2026-09-30</w:t>
       <w:br/>
       <w:br/>
     </w:r>

--- a/tillsyn/A 33107-2026 tillsynsbegäran.docx
+++ b/tillsyn/A 33107-2026 tillsynsbegäran.docx
@@ -1133,7 +1133,7 @@
     <w:r>
       <w:tab/>
       <w:tab/>
-      <w:t>2026-09-30</w:t>
+      <w:t>2026-10-01</w:t>
       <w:br/>
       <w:br/>
     </w:r>

--- a/tillsyn/A 33107-2026 tillsynsbegäran.docx
+++ b/tillsyn/A 33107-2026 tillsynsbegäran.docx
@@ -1133,7 +1133,7 @@
     <w:r>
       <w:tab/>
       <w:tab/>
-      <w:t>2026-10-01</w:t>
+      <w:t>2026-10-02</w:t>
       <w:br/>
       <w:br/>
     </w:r>

--- a/tillsyn/A 33107-2026 tillsynsbegäran.docx
+++ b/tillsyn/A 33107-2026 tillsynsbegäran.docx
@@ -1133,7 +1133,7 @@
     <w:r>
       <w:tab/>
       <w:tab/>
-      <w:t>2026-10-02</w:t>
+      <w:t>2026-10-03</w:t>
       <w:br/>
       <w:br/>
     </w:r>

--- a/tillsyn/A 33107-2026 tillsynsbegäran.docx
+++ b/tillsyn/A 33107-2026 tillsynsbegäran.docx
@@ -1133,7 +1133,7 @@
     <w:r>
       <w:tab/>
       <w:tab/>
-      <w:t>2026-10-03</w:t>
+      <w:t>2026-10-04</w:t>
       <w:br/>
       <w:br/>
     </w:r>

--- a/tillsyn/A 33107-2026 tillsynsbegäran.docx
+++ b/tillsyn/A 33107-2026 tillsynsbegäran.docx
@@ -1133,7 +1133,7 @@
     <w:r>
       <w:tab/>
       <w:tab/>
-      <w:t>2026-10-04</w:t>
+      <w:t>2026-10-05</w:t>
       <w:br/>
       <w:br/>
     </w:r>

--- a/tillsyn/A 33107-2026 tillsynsbegäran.docx
+++ b/tillsyn/A 33107-2026 tillsynsbegäran.docx
@@ -1133,7 +1133,7 @@
     <w:r>
       <w:tab/>
       <w:tab/>
-      <w:t>2026-10-05</w:t>
+      <w:t>2026-10-06</w:t>
       <w:br/>
       <w:br/>
     </w:r>

--- a/tillsyn/A 33107-2026 tillsynsbegäran.docx
+++ b/tillsyn/A 33107-2026 tillsynsbegäran.docx
@@ -1133,7 +1133,7 @@
     <w:r>
       <w:tab/>
       <w:tab/>
-      <w:t>2026-10-06</w:t>
+      <w:t>2026-10-07</w:t>
       <w:br/>
       <w:br/>
     </w:r>

--- a/tillsyn/A 33107-2026 tillsynsbegäran.docx
+++ b/tillsyn/A 33107-2026 tillsynsbegäran.docx
@@ -1133,7 +1133,7 @@
     <w:r>
       <w:tab/>
       <w:tab/>
-      <w:t>2026-10-07</w:t>
+      <w:t>2026-10-08</w:t>
       <w:br/>
       <w:br/>
     </w:r>

--- a/tillsyn/A 33107-2026 tillsynsbegäran.docx
+++ b/tillsyn/A 33107-2026 tillsynsbegäran.docx
@@ -1133,7 +1133,7 @@
     <w:r>
       <w:tab/>
       <w:tab/>
-      <w:t>2026-10-08</w:t>
+      <w:t>2026-10-09</w:t>
       <w:br/>
       <w:br/>
     </w:r>

--- a/tillsyn/A 33107-2026 tillsynsbegäran.docx
+++ b/tillsyn/A 33107-2026 tillsynsbegäran.docx
@@ -1133,7 +1133,7 @@
     <w:r>
       <w:tab/>
       <w:tab/>
-      <w:t>2026-10-09</w:t>
+      <w:t>2026-10-10</w:t>
       <w:br/>
       <w:br/>
     </w:r>

--- a/tillsyn/A 33107-2026 tillsynsbegäran.docx
+++ b/tillsyn/A 33107-2026 tillsynsbegäran.docx
@@ -1133,7 +1133,7 @@
     <w:r>
       <w:tab/>
       <w:tab/>
-      <w:t>2026-10-10</w:t>
+      <w:t>2026-10-11</w:t>
       <w:br/>
       <w:br/>
     </w:r>

--- a/tillsyn/A 33107-2026 tillsynsbegäran.docx
+++ b/tillsyn/A 33107-2026 tillsynsbegäran.docx
@@ -1133,7 +1133,7 @@
     <w:r>
       <w:tab/>
       <w:tab/>
-      <w:t>2026-10-11</w:t>
+      <w:t>2026-10-12</w:t>
       <w:br/>
       <w:br/>
     </w:r>

--- a/tillsyn/A 33107-2026 tillsynsbegäran.docx
+++ b/tillsyn/A 33107-2026 tillsynsbegäran.docx
@@ -1133,7 +1133,7 @@
     <w:r>
       <w:tab/>
       <w:tab/>
-      <w:t>2026-10-12</w:t>
+      <w:t>2026-10-13</w:t>
       <w:br/>
       <w:br/>
     </w:r>

--- a/tillsyn/A 33107-2026 tillsynsbegäran.docx
+++ b/tillsyn/A 33107-2026 tillsynsbegäran.docx
@@ -1133,7 +1133,7 @@
     <w:r>
       <w:tab/>
       <w:tab/>
-      <w:t>2026-10-13</w:t>
+      <w:t>2026-10-14</w:t>
       <w:br/>
       <w:br/>
     </w:r>

--- a/tillsyn/A 33107-2026 tillsynsbegäran.docx
+++ b/tillsyn/A 33107-2026 tillsynsbegäran.docx
@@ -22,7 +22,7 @@
       <w:r>
         <w:drawing>
           <wp:inline xmlns:a="http://schemas.openxmlformats.org/drawingml/2006/main" xmlns:pic="http://schemas.openxmlformats.org/drawingml/2006/picture">
-            <wp:extent cx="5486400" cy="4879314"/>
+            <wp:extent cx="5486400" cy="4998091"/>
             <wp:docPr id="1" name="Picture 1"/>
             <wp:cNvGraphicFramePr>
               <a:graphicFrameLocks noChangeAspect="1"/>
@@ -43,7 +43,7 @@
                   <pic:spPr>
                     <a:xfrm>
                       <a:off x="0" y="0"/>
-                      <a:ext cx="5486400" cy="4879314"/>
+                      <a:ext cx="5486400" cy="4998091"/>
                     </a:xfrm>
                     <a:prstGeom prst="rect"/>
                   </pic:spPr>
@@ -65,7 +65,7 @@
     </w:p>
     <w:p>
       <w:r>
-        <w:t>I och inom 24 meter från avverkningsanmälan finns fynd av 9 naturvårdsarter, varav 7 är rödlistade, 4 är fridlysta och 6 är typiska (T): garnlav (VU, T), gräddporing (VU, T), knärot (VU, T, §8), dvärgbägarlav (NT, T), kolflarnlav (NT, T), kortskaftad ärgspik (NT), varglav (NT, §8), spillkråka (T, §4) och revlummer (§9). Se Figur 1.</w:t>
+        <w:t>I och inom 24 meter från avverkningsanmälan finns fynd av 20 naturvårdsarter, varav 15 är rödlistade, 6 är fridlysta, 12 är typiska (T) och 2 är signalarter (S): garnlav (VU, T), gräddporing (VU, T), knärot (VU, T, §8), dvärgbägarlav (NT, T), kolflarnlav (NT, T), kortskaftad ärgspik (NT), rosenticka (NT, T), skogshare (NT), svartvit taggsvamp (NT), talltita (NT, §4), tretåig hackspett (NT, T, §4), varglav (NT, §8), vedflamlav (NT), vedskivlav (NT, T), vitplätt (NT), mindre märgborre (S, T), vedticka (S, T), kransmossa (T), spillkråka (T, §4) och revlummer (§9). Se Figur 1.</w:t>
       </w:r>
     </w:p>
     <w:p>
@@ -309,10 +309,219 @@
         <w:rPr>
           <w:b/>
         </w:rPr>
+        <w:t>Rosenticka (NT)</w:t>
+      </w:r>
+      <w:r>
+        <w:t xml:space="preserve">, rödlistad som nära hotad, ingår i en karaktäristisk association av vedsvampar som växer på gamla, grova granlågor i urskogsartade barrskogar. Den är placerad i toppen av Skogsstyrelsens värdepyramid för bedömning av skog med höga naturvärden och indikerar ett granskogsekosystem med långvarig kontinuitet av grova lågor. Artens beroende av grova granlågor innebär att alla skogsskötselåtgärder på eller i omedelbar närhet av lokalerna utgör ett hot på lång sikt. Det är angeläget att populationerna inte ytterligare glesas ut och ett tillräckligt antal områden där arten nu finns måste sparas för framtiden. Rosenticka är typisk art för </w:t>
+      </w:r>
+      <w:r>
+        <w:rPr>
+          <w:i/>
+        </w:rPr>
+        <w:t xml:space="preserve">9010 Taiga </w:t>
+      </w:r>
+      <w:r>
+        <w:t xml:space="preserve">och </w:t>
+      </w:r>
+      <w:r>
+        <w:rPr>
+          <w:i/>
+        </w:rPr>
+        <w:t>9050 Näringsrik granskog</w:t>
+      </w:r>
+      <w:r>
+        <w:t xml:space="preserve"> (Nitare &amp; Skogsstyrelsen, 2019; SLU Artdatabanken, 2024).</w:t>
+      </w:r>
+    </w:p>
+    <w:p>
+      <w:r>
+        <w:rPr>
+          <w:b/>
+        </w:rPr>
+        <w:t xml:space="preserve">Svartvit taggsvamp (NT) </w:t>
+      </w:r>
+      <w:r>
+        <w:t>bildar mykorrhiza med tall, troligen även med gran. Den växer huvudsakligen i äldre, naturligt uppkommen skog på torr eller frisk mark och förekommer såväl på tallhedar som i mossig barrblandskog. Flera olika former har påträffats vid DNA-undersökningar av europeiskt material och det är oklart hur många former som finns i värd land. Kalavverkning av äldre skog är ett reellt hot, liksom maskinell markberedning och minskad andel självföryngring. Lokaler som fortfarande håller svampen behöver säkerställas (SLU Artdatabanken, 2024; Nitare &amp; Skogsstyrelsen, 2019).</w:t>
+      </w:r>
+    </w:p>
+    <w:p>
+      <w:r>
+        <w:rPr>
+          <w:b/>
+        </w:rPr>
+        <w:t>Talltita (NT, §4)</w:t>
+      </w:r>
+      <w:r>
+        <w:t>, rödlistad som nära hotad och prioriterad art i Skogsvårdslagen, har häckningsrevir i anmälan. Arten har minskat kraftigt de senaste 30 åren och minskningstakten innevarande 10-årsperiod beräknas till 20 (10–30) %. Talltitan är synnerligen trogen sitt cirka 15 hektar stora revir och är beroende av flerskiktade olikåldriga skogar för att kunna föda upp sina ungar. Talltitan försvinner om dess livsmiljö kalavverkas (Eggers &amp; Low, 2014; Ekman, 1979; Griesser et al, 2007; Klein, 2020; Siffczyk et al, 2003; SLU Artdatabanken, 2021).</w:t>
+      </w:r>
+    </w:p>
+    <w:p>
+      <w:r>
+        <w:rPr>
+          <w:b/>
+        </w:rPr>
+        <w:t>Tretåig hackspett (NT, §4)</w:t>
+      </w:r>
+      <w:r>
+        <w:t xml:space="preserve"> är rödlistad som nära hotad och ingår i bilaga 1 i EU:s fågeldirektiv. Tretåig hackspett är för sin överlevnad beroende av kontinuerlig tillförsel av äldre döende och död ved, som sker genom naturliga självgallringsprocesser i äldre grannaturskogar och barrblandade naturskogar. Om en skog genom skogsbruk gallras eller glesas ur så upphör och uteblir i stort sett den naturliga självgallringsprocessen för mycket lång tid framöver vilket omöjliggör upprätthållandet av den kontinuerliga ekologiska funktionen i ett område. Det finns studier som visar att naturskogens självgallringsprocess som den tretåiga hackspetten är beroende av, inte kan ersättas med efterlämnad hänsyn i skogsbruket (Imbeau &amp; Desrochers, 2002). Storleken på häckningsreviret varierar med skogstypen, förekomsten av död ved och graden av fragmentering, men är i allmänhet i storleksordningen 25–100 hektar. Vintertid krävs ofta betydligt större områden och det finns studier som antyder att arten behöver minst 100 hektar äldre skog. I områden med låg bonitet kan det behövas över 200 hektar lämpligt habitat för att ett par ska kunna reproducera sig. Områden med dokumenterad permanent förekomst i naturskogsmiljöer har vanligen så stora naturvärden att skogsbruk är olämpligt. Tretåig hackspett är typisk art för </w:t>
+      </w:r>
+      <w:r>
+        <w:rPr>
+          <w:i/>
+        </w:rPr>
+        <w:t xml:space="preserve">9010 Taiga, 9740 Skogsbevuxen myr, 9030 Landhöjningsskog </w:t>
+      </w:r>
+      <w:r>
+        <w:t xml:space="preserve">och </w:t>
+      </w:r>
+      <w:r>
+        <w:rPr>
+          <w:i/>
+        </w:rPr>
+        <w:t>9040 Fjällbjörkskog</w:t>
+      </w:r>
+      <w:r>
+        <w:t xml:space="preserve"> (Skogsstyrelsen, 2016; SLU Artdatabanken, 2024).</w:t>
+      </w:r>
+    </w:p>
+    <w:p>
+      <w:r>
+        <w:rPr>
+          <w:b/>
+        </w:rPr>
         <w:t>Varglav (NT, §8)</w:t>
       </w:r>
       <w:r>
         <w:t xml:space="preserve"> växer på gammal, torr, hård ved, främst på torrakor och högstubbar av tall i öppna lägen, främst på myrar och i myrkanter. Lämpliga torrakor nyskapas praktiskt taget inte alls. Arten är placerad högst upp i Skogsstyrelsens värdepyramid för bedömning av skog med höga naturvärden och är fridlyst enligt 8 § artskyddsförordningen. Tidigare fanns varglav även på ved i kulturlandskapet men den har nästan helt försvunnit från denna miljö. På lokaler med riklig förekomst av varglav kan man hitta den sällsynta lavparasiten varglavsknöl (VU), som är knuten till varglav (SLU Artdatabanken, 2024; Nitare &amp; Skogsstyrelsen, 2019).</w:t>
+      </w:r>
+    </w:p>
+    <w:p>
+      <w:r>
+        <w:rPr>
+          <w:b/>
+        </w:rPr>
+        <w:t>Vedflamlav (NT)</w:t>
+      </w:r>
+      <w:r>
+        <w:t xml:space="preserve"> växer på gammal hård och torr, exponerad kärnved av tall, främst på högstubbar i ljusöppna lägen, t.ex. vid och på myrar, sjökanter, i glesa hällmarkskogar och i brandpräglade tallnaturskogar. Substratet nyskapas i begränsad omfattning och arten är en utmärkt indikator på höga naturvärden i denna skogstyp. Tall- och barrblandskogar med naturskogskaraktär och spår av bränder har ofta höga biologiska värden och bör skyddas. På vedflamlavens bål kan den sällsynta spiklaven/parasiten </w:t>
+      </w:r>
+      <w:r>
+        <w:rPr>
+          <w:i/>
+        </w:rPr>
+        <w:t>Calicium ramboldiicola</w:t>
+      </w:r>
+      <w:r>
+        <w:t xml:space="preserve"> (VU) påträffas (SLU Artdatabanken, 2026).</w:t>
+      </w:r>
+    </w:p>
+    <w:p>
+      <w:r>
+        <w:rPr>
+          <w:b/>
+        </w:rPr>
+        <w:t>Vedskivlav (NT)</w:t>
+      </w:r>
+      <w:r>
+        <w:t xml:space="preserve"> växer på gammal, torr, exponerad, hård kärnved av framförallt tall i naturskogsartade bestånd. Avverkning av tallskog av naturskogskaraktär med spår av återkommande bränder är ett hot. Mängden lämplig ved att växa på för vedskivlav minskar, dels på grund av naturlig nedbrytning men framförallt på grund av att de förstörs i samband med slutavverkningar, gallringar och markberedning. Tall- och blandbarrskogar av naturskogskaraktär med spår av återkommande bränder bör skyddas. Vedskivlav är typisk art för </w:t>
+      </w:r>
+      <w:r>
+        <w:rPr>
+          <w:i/>
+        </w:rPr>
+        <w:t>9010 Taiga</w:t>
+      </w:r>
+      <w:r>
+        <w:t xml:space="preserve"> (SLU Artdatabanken, 2024).</w:t>
+      </w:r>
+    </w:p>
+    <w:p>
+      <w:r>
+        <w:rPr>
+          <w:b/>
+        </w:rPr>
+        <w:t>Vitplätt (NT)</w:t>
+      </w:r>
+      <w:r>
+        <w:t xml:space="preserve"> är en nedbrytare av död, hård och torr tallved och orsakar brunröta. Den förekommer mest i äldre, naturskogsliknande tallskog eller blandskog med äldre tall. Arten hotas av avverkning av gammal, senvuxen tall. I södra Sverige råder brist på lämpliga habitat och arten kan inte längre sprida sig utanför sina få kända växtplatser. Lokaler med gammal tall bör undantas från skogsbruk, i synnerhet i södra Sverige (SLU Artdatabanken, 2024).</w:t>
+      </w:r>
+    </w:p>
+    <w:p>
+      <w:r>
+        <w:rPr>
+          <w:b/>
+        </w:rPr>
+        <w:t>Mindre märgborre</w:t>
+      </w:r>
+      <w:r>
+        <w:t xml:space="preserve"> är en signalart för tallskog med höga naturvärden och betraktas tillsammans med skarptandad barkborre som nyckelarter för ett antal sällsynta åtgärdsprogramsarter som är beroende av deras gångsystem. Bland dessa kan nämnas avlång barkborre (VU), </w:t>
+      </w:r>
+      <w:r>
+        <w:rPr>
+          <w:i/>
+        </w:rPr>
+        <w:t>Corticeus longulus</w:t>
+      </w:r>
+      <w:r>
+        <w:t xml:space="preserve"> (VU), tallgångbagge (VU), cholodkovskys bastborre (NT) och tallbarksvartbagge (NT). Den mindre märgborrens måsvingeliknande gnaggångar är lätta att känna igen och hittas ofta på grova tallgrenar på marken. Rika förekomster av främst mindre märgborre men även skarptandad barkborre är en signal för artrikedom och inventeringar har visat att det är i skogar med en naturlig självgallring som det skapas förutsättningar för dessa arter samt de efterföljande åtgärdsprogramsarterna. Tallskogar med stark förekomst av mindre märgborre och skarptandad barkborre bör avsättas som reservat. Generellt bör hänsyn tas vid slutavverkning av talldominerad skog så att avverkningsrester som gren- och toppdelar lämnas. Mindre märgborre är typisk art för </w:t>
+      </w:r>
+      <w:r>
+        <w:rPr>
+          <w:i/>
+        </w:rPr>
+        <w:t>9060 Åsbarrskog</w:t>
+      </w:r>
+      <w:r>
+        <w:t xml:space="preserve"> (SLU Artdatabanken, 2026; Pettersson, 2014; Hedgren, 2012; Gunnarsson m fl., 1999).</w:t>
+      </w:r>
+    </w:p>
+    <w:p>
+      <w:r>
+        <w:rPr>
+          <w:b/>
+        </w:rPr>
+        <w:t xml:space="preserve">Vedticka </w:t>
+      </w:r>
+      <w:r>
+        <w:t xml:space="preserve">är en bra signalart söder om den naturliga norrlandsgränsen. Den är huvudsakligen knuten till äldre barrskogar där det föreligger långvarig kontinuitet av död barrved. Vedticka är typisk art för </w:t>
+      </w:r>
+      <w:r>
+        <w:rPr>
+          <w:i/>
+        </w:rPr>
+        <w:t xml:space="preserve">9010 Taiga </w:t>
+      </w:r>
+      <w:r>
+        <w:t>(Nitare &amp; Skogsstyrelsen, 2019; SLU Artdatabanken, 2025).</w:t>
+      </w:r>
+    </w:p>
+    <w:p>
+      <w:r>
+        <w:rPr>
+          <w:b/>
+        </w:rPr>
+        <w:t>Kransmossa</w:t>
+      </w:r>
+      <w:r>
+        <w:t xml:space="preserve"> är typisk art för </w:t>
+      </w:r>
+      <w:r>
+        <w:rPr>
+          <w:i/>
+        </w:rPr>
+        <w:t xml:space="preserve">9050 Näringsrik granskog </w:t>
+      </w:r>
+      <w:r>
+        <w:t xml:space="preserve">och </w:t>
+      </w:r>
+      <w:r>
+        <w:rPr>
+          <w:i/>
+        </w:rPr>
+        <w:t xml:space="preserve">6170 Alpina kalkgräsmarker </w:t>
+      </w:r>
+      <w:r>
+        <w:t>(SLU Artdatabanken, 2025).</w:t>
       </w:r>
     </w:p>
     <w:p>
@@ -381,7 +590,7 @@
     </w:p>
     <w:p>
       <w:r>
-        <w:t>Följande typiska arter har sina livsmiljöer och växtplatser i den avverkningsanmälda skogen: garnlav (VU, T), gräddporing (VU, T), knärot (VU, T, §8), dvärgbägarlav (NT, T), kolflarnlav (NT, T) och spillkråka (T, §4).</w:t>
+        <w:t>Följande typiska arter har sina livsmiljöer och växtplatser i den avverkningsanmälda skogen: garnlav (VU, T), gräddporing (VU, T), knärot (VU, T, §8), dvärgbägarlav (NT, T), kolflarnlav (NT, T), rosenticka (NT, T), tretåig hackspett (NT, T, §4), vedskivlav (NT, T), mindre märgborre (S, T), vedticka (S, T), kransmossa (T) och spillkråka (T, §4).</w:t>
       </w:r>
     </w:p>
     <w:p>
@@ -448,7 +657,9 @@
         <w:pStyle w:val="Title"/>
       </w:pPr>
       <w:r>
-        <w:t>BILAGA 1 – Fridlysta arter</w:t>
+        <w:t>BILAGA 1 –</w:t>
+        <w:br/>
+        <w:t>Fridlysta och rödlistade arter</w:t>
       </w:r>
     </w:p>
     <w:p>
@@ -683,6 +894,521 @@
       </w:r>
       <w:r>
         <w:t>SLU Artdatabanken, Uppsala.</w:t>
+      </w:r>
+    </w:p>
+    <w:p>
+      <w:pPr>
+        <w:pStyle w:val="Heading1"/>
+      </w:pPr>
+      <w:r>
+        <w:t>Talltita – ekologi samt krav på livsmiljön</w:t>
+      </w:r>
+    </w:p>
+    <w:p>
+      <w:r>
+        <w:t>Talltita är rödlistad som NT, fridlyst och prioriterad art i Skogsvårdslagen. Den omfattas av EU:s fågeldirektiv. Arten har minskat kraftigt de senaste 30 åren och minskningstakten innevarande 10-årsperiod beräknas till 20 (10–30) % (SLU Artdatabanken, 2022).</w:t>
+      </w:r>
+    </w:p>
+    <w:p>
+      <w:r>
+        <w:t>Talltita föredrar större sammanhängande barrskogar, och finns såväl i tallskog som granskog och i lövblandad barrskog. Skogens struktur är viktig och ska helst vara flerskiktad med riklig underväxt av mindre granar, björk och andra lövträd och buskar. Tillgång på murknande högstubbar är särskilt viktig, eftersom talltitan helst själv hackar ut sitt bohål (SLU Artdatabanken, 2022).</w:t>
+      </w:r>
+    </w:p>
+    <w:p>
+      <w:r>
+        <w:t>Det finns flera studier som visar att talltita är känslig för gallring och inte överlever när dess livsmiljö kalavverkas (Eggers and Low, 2014; Griesser et al., 2007; Klein, 2020). Talltitans revir är förhållandevis stora, 10–20 hektar och arten missgynnas när skogen fragmenteras. Kalavverkning av större delar av reviret innebär att det överges (Artdatabanken, 2021).</w:t>
+      </w:r>
+    </w:p>
+    <w:p>
+      <w:r>
+        <w:t>Talltitan är synnerligen trogen sitt revir så länge paret lever och biotopen förblir intakt. Paret stannar i sitt revir året om. En förlust av ett revir har därför en stor inverkan på den lokala populationen och trakthyggesbruket anses vara orsak till den svenska populationens kraftiga minskning. Talltiteparets revirtrohet innebär att närhelst under året man observerar en adult talltita så ingår denna plats i reviret (Siffczyk et al., 2003; Ekman, 1979).</w:t>
+      </w:r>
+    </w:p>
+    <w:p>
+      <w:pPr>
+        <w:pStyle w:val="Heading2"/>
+      </w:pPr>
+      <w:r>
+        <w:t>Referenser – talltita</w:t>
+      </w:r>
+    </w:p>
+    <w:p>
+      <w:r>
+        <w:t xml:space="preserve">Eggers, S., Low, M., 2014. </w:t>
+      </w:r>
+      <w:r>
+        <w:rPr>
+          <w:i/>
+        </w:rPr>
+        <w:t xml:space="preserve">Differential demographic responses of sympatric Parids to vegetation management in boreal forest. </w:t>
+      </w:r>
+      <w:r>
+        <w:t>For. Ecol. Manage. 319, 169–175.</w:t>
+      </w:r>
+    </w:p>
+    <w:p>
+      <w:r>
+        <w:t xml:space="preserve">Ekman, J., 1979. </w:t>
+      </w:r>
+      <w:r>
+        <w:rPr>
+          <w:i/>
+        </w:rPr>
+        <w:t xml:space="preserve">Coherence, composition and territories of winter social groups of the Willow Tit Parus montanus and the Crested Tit P. cristatus. </w:t>
+      </w:r>
+      <w:r>
+        <w:t>Ornis Scandinavica, 10, pp 56–68</w:t>
+      </w:r>
+    </w:p>
+    <w:p>
+      <w:r>
+        <w:t xml:space="preserve">Griesser, M., Nystrand, M., Eggers, S., Ekman, J., 2007. </w:t>
+      </w:r>
+      <w:r>
+        <w:rPr>
+          <w:i/>
+        </w:rPr>
+        <w:t xml:space="preserve">Impact of forestry practices on fitness correlates and population productivity in an open-nesting bird species. </w:t>
+      </w:r>
+      <w:r>
+        <w:t>Conserv. Biol. 21, 767–774. https://doi.org/10.1111/j.1523- 1739.2007.00675.x</w:t>
+      </w:r>
+    </w:p>
+    <w:p>
+      <w:r>
+        <w:t xml:space="preserve">Klein, J., 2020. </w:t>
+      </w:r>
+      <w:r>
+        <w:rPr>
+          <w:i/>
+        </w:rPr>
+        <w:t xml:space="preserve">The forgotten forest – On thinning, retention, and biodiversity in the boreal forest. </w:t>
+      </w:r>
+      <w:r>
+        <w:t>Doctoral Thesis No. 2020:50</w:t>
+      </w:r>
+    </w:p>
+    <w:p>
+      <w:r>
+        <w:t xml:space="preserve">Siffczyk, C., Brotons, L., Kangas, K., Orell, M., 2003. </w:t>
+      </w:r>
+      <w:r>
+        <w:rPr>
+          <w:i/>
+        </w:rPr>
+        <w:t xml:space="preserve">Home range size of willow tits. </w:t>
+      </w:r>
+      <w:r>
+        <w:t>Oecologica, 136, 635–642 (2003)</w:t>
+      </w:r>
+    </w:p>
+    <w:p>
+      <w:r>
+        <w:t xml:space="preserve">SLU Artdatabanken, 2021. </w:t>
+      </w:r>
+      <w:r>
+        <w:rPr>
+          <w:i/>
+        </w:rPr>
+        <w:t xml:space="preserve">Artfaktablad. Naturvård – artfakta. </w:t>
+      </w:r>
+      <w:r>
+        <w:t>SLU Artdatabanken, Uppsala</w:t>
+      </w:r>
+    </w:p>
+    <w:p>
+      <w:pPr>
+        <w:pStyle w:val="Heading1"/>
+      </w:pPr>
+      <w:r>
+        <w:t>Tretåig hackspett – ekologi samt krav på livsmiljön</w:t>
+      </w:r>
+    </w:p>
+    <w:p>
+      <w:r>
+        <w:t xml:space="preserve">Tretåig hackspett (NT) är fridlyst enligt §4 Artskyddsförordningen och finns med som prioriterad art i Skogsstyrelsen vägledning för skogsbruket (bilaga 4 till SVL). I vägledningen står bland annat att: </w:t>
+      </w:r>
+      <w:r>
+        <w:rPr>
+          <w:i/>
+        </w:rPr>
+        <w:t xml:space="preserve">“Tretåig hackspett har stora arealkrav och höga krav på sin livsmiljö. Omdaningen av naturskogar till kulturskogar medför en förlust av viktiga miljöer, något som förstärks av ökad fragmentering till följd av avverkningar.” </w:t>
+      </w:r>
+      <w:r>
+        <w:t xml:space="preserve">Vidare att: </w:t>
+      </w:r>
+      <w:r>
+        <w:rPr>
+          <w:i/>
+        </w:rPr>
+        <w:t>“Områden med dokumenterad permanent förekomst i naturskogsmiljöer har vanligen så stora naturvärden att skogsbruk är olämpligt”</w:t>
+      </w:r>
+      <w:r>
+        <w:t xml:space="preserve"> (SLU Artdatabanken, 2024; Skogsstyrelsen, 2016)</w:t>
+      </w:r>
+      <w:r>
+        <w:rPr>
+          <w:i/>
+        </w:rPr>
+        <w:t>.</w:t>
+      </w:r>
+    </w:p>
+    <w:p>
+      <w:r>
+        <w:t>Tretåig hackspett är beroende av större sammanhängande naturskogar med kontinuerlig tillgång och nybildning av död ved och fragmentering av livsmiljöerna utgör ett stort hot mot arten (se exempelvis Stachura-Skierczynska et al., 2009; Wesolowski et al., 2005; Butler et al., 2004; Pakkala et al., 2002; Amcoff et al., 1996; Virkkala, 1991). Det finns studier som visar att naturskogens självgallringsprocess som den tretåiga hackspetten är beroende av, inte kan ersättas med efterlämnad hänsyn i skogsbruket (Imbeau &amp; Desrochers, 2002).</w:t>
+      </w:r>
+    </w:p>
+    <w:p>
+      <w:r>
+        <w:t>Permanenta revir av tretåig hackspett karaktäriseras ofta av artens typiska ringformigt ordnade hackmärken på framför allt gamla granar. För att säkerställa att inte revir av tretåig hackspett drabbas av avverkningsplanerna bör en inventering göras i området både under häckningstid och under vintern, då arten utnyttjar betydligt större områden än under sommarens häckningsrevir. Storleken på häckningsreviret varierar med skogstypen, förekomsten av död ved och graden av fragmentering, men är i allmänhet i storleksordningen 25–100 hektar (SLU Artdatabanken, 2024; Skogsstyrelsen, 2016).</w:t>
+      </w:r>
+    </w:p>
+    <w:p>
+      <w:r>
+        <w:t xml:space="preserve">Förutom fridlysning enligt §4 Artskyddsförordningen är tretåig hackspett även förtecknad i EU:s fågeldirektiv bilaga 1. Den är typisk art för </w:t>
+      </w:r>
+      <w:r>
+        <w:rPr>
+          <w:i/>
+        </w:rPr>
+        <w:t xml:space="preserve">9010 Taiga, 9740 Skogsbevuxen myr, 9030 Landhöjningsskog </w:t>
+      </w:r>
+      <w:r>
+        <w:t xml:space="preserve">och </w:t>
+      </w:r>
+      <w:r>
+        <w:rPr>
+          <w:i/>
+        </w:rPr>
+        <w:t>9040 Fjällbjörkskog</w:t>
+      </w:r>
+      <w:r>
+        <w:t xml:space="preserve"> samt ingår i Natura 2000 och är förtecknad i Bernkonventionen bilaga II (strikt skyddade djurarter) (SLU Artdatabanken, 2024; Skogsstyrelsen, 2016).</w:t>
+      </w:r>
+    </w:p>
+    <w:p>
+      <w:pPr>
+        <w:pStyle w:val="Heading2"/>
+      </w:pPr>
+      <w:r>
+        <w:t>Referenser – tretåig hackspett</w:t>
+      </w:r>
+    </w:p>
+    <w:p>
+      <w:r>
+        <w:t xml:space="preserve">Amcoff, M. &amp; Eriksson, P. 1996. </w:t>
+      </w:r>
+      <w:r>
+        <w:rPr>
+          <w:i/>
+        </w:rPr>
+        <w:t xml:space="preserve">Förekomst av tretåig hackspett Picoides tridactylus på bestånds- och landskapsnivå. </w:t>
+      </w:r>
+      <w:r>
+        <w:t>Ornis Svecica 6: 107–119.</w:t>
+      </w:r>
+    </w:p>
+    <w:p>
+      <w:r>
+        <w:t xml:space="preserve">Butler, R., Angelstam, P., Ekelund, P. &amp; Schlaeffer, R. 2004. </w:t>
+      </w:r>
+      <w:r>
+        <w:rPr>
+          <w:i/>
+        </w:rPr>
+        <w:t xml:space="preserve">Dead wood threshold values for the three-toed woodpecker presence in boreal and sub-Alpine forest. </w:t>
+      </w:r>
+      <w:r>
+        <w:t>Biological conservation 119(3): 305–318.</w:t>
+      </w:r>
+    </w:p>
+    <w:p>
+      <w:r>
+        <w:t xml:space="preserve">Imbeau, L. &amp; Desrochers, A. 2002. </w:t>
+      </w:r>
+      <w:r>
+        <w:rPr>
+          <w:i/>
+        </w:rPr>
+        <w:t xml:space="preserve">Foraging Ecology and Use of Drumming Trees by Three-Toed Woodpeckers. </w:t>
+      </w:r>
+      <w:r>
+        <w:t>The Journal of Wildlife Management. Vol. 66, No. 1 (Jan., 2002), pp. 222–231.</w:t>
+      </w:r>
+    </w:p>
+    <w:p>
+      <w:r>
+        <w:t xml:space="preserve">Pakkala, T., Hanski, I. &amp; Tomppo, E. 2002. </w:t>
+      </w:r>
+      <w:r>
+        <w:rPr>
+          <w:i/>
+        </w:rPr>
+        <w:t xml:space="preserve">Spatial ecology of the three-toed woodpecker in managed forest landscapes. </w:t>
+      </w:r>
+      <w:r>
+        <w:t>Silva Fennica 36(1): 279–288.</w:t>
+      </w:r>
+    </w:p>
+    <w:p>
+      <w:r>
+        <w:t xml:space="preserve">Skogsstyrelsen, 2016. </w:t>
+      </w:r>
+      <w:r>
+        <w:rPr>
+          <w:i/>
+        </w:rPr>
+        <w:t>Vägledning för hänsyn till fåglar – Tretåig hackspett.</w:t>
+      </w:r>
+    </w:p>
+    <w:p>
+      <w:r>
+        <w:t xml:space="preserve">SLU Artdatabanken, 2024. </w:t>
+      </w:r>
+      <w:r>
+        <w:rPr>
+          <w:i/>
+        </w:rPr>
+        <w:t xml:space="preserve">Artfaktablad. Naturvård – artfakta. </w:t>
+      </w:r>
+      <w:r>
+        <w:t>SLU Artdatabanken, Uppsala.</w:t>
+      </w:r>
+    </w:p>
+    <w:p>
+      <w:r>
+        <w:t xml:space="preserve">Stachura-Skierczynska, K., Tumiel, T. &amp; Skierczynski, M. 2009. </w:t>
+      </w:r>
+      <w:r>
+        <w:rPr>
+          <w:i/>
+        </w:rPr>
+        <w:t xml:space="preserve">Habitat prediction model for three-toed woodpecker and its implications for the conservation of biologically valuable forests. </w:t>
+      </w:r>
+      <w:r>
+        <w:t>Forest Ecology and Management 258(5): 697–703.</w:t>
+      </w:r>
+    </w:p>
+    <w:p>
+      <w:r>
+        <w:t xml:space="preserve">Virkkala, R. 1991. </w:t>
+      </w:r>
+      <w:r>
+        <w:rPr>
+          <w:i/>
+        </w:rPr>
+        <w:t xml:space="preserve">Population trends of forest birds in a Finnish Lapland landscape of large habitat blocks – Consequences of stochastic environmental variation or regional habitat alteration. </w:t>
+      </w:r>
+      <w:r>
+        <w:t>Biological conservation 56(2): 223–240.</w:t>
+      </w:r>
+    </w:p>
+    <w:p>
+      <w:r>
+        <w:t xml:space="preserve">Wesolowski, T., Czeszczewik, D. &amp; Rowinski, P. 2005. </w:t>
+      </w:r>
+      <w:r>
+        <w:rPr>
+          <w:i/>
+        </w:rPr>
+        <w:t xml:space="preserve">Effects of forest management on Three-toed Woodpecker Picoides tridactylus distribution in the Bialowieza Forest (NE Poland): conservation implications. </w:t>
+      </w:r>
+      <w:r>
+        <w:t>Acta Ornithologica 40(1): 53–60.</w:t>
+      </w:r>
+    </w:p>
+    <w:p>
+      <w:pPr>
+        <w:pStyle w:val="Heading1"/>
+      </w:pPr>
+      <w:r>
+        <w:t>Mindre märgborre – ekologi samt krav på livsmiljön</w:t>
+      </w:r>
+    </w:p>
+    <w:p>
+      <w:r>
+        <w:t xml:space="preserve">Mindre märgborre är en signalart för tallskog med höga naturvärden och kan lätt konstateras genom sina karaktäristiska måsvingeliknande gnagspår som ofta hittas på grova tallgrenar på marken. Mindre märgborre betraktas tillsammans med skarptandad barkborre som nyckelarter, eftersom en rad sällsynta efterföljande arter är beroende av deras gångsystem. Bland dessa kan nämnas åtgärdsprogramsarterna avlång barkborre (VU), </w:t>
+      </w:r>
+      <w:r>
+        <w:rPr>
+          <w:i/>
+        </w:rPr>
+        <w:t>Corticeus longulus</w:t>
+      </w:r>
+      <w:r>
+        <w:t xml:space="preserve"> (VU), tallgångbagge (VU), cholodkovskys bastborre (NT) och tallbarksvartbagge (NT) (Pettersson, 2014; Gunnarsson m fl., 1999).</w:t>
+      </w:r>
+    </w:p>
+    <w:p>
+      <w:r>
+        <w:t>Tallskogar tillhör de livsmiljöer som förändrats i stor skala, där många kvadratmil har omvandlats till unga produktionsskogar. I sådana skogar saknas förutsättningar för de ovannämnda sällsynta barkborrarna och alltmer kunskap tyder på att skogsbrukets omvandling av skogslandskapet, missgynnar åtgärdsprogrammets arter även inne i skyddade områden (Hedgren, 2012; Hedgren m.fl., 2010; Wikars m.fl., 2010; Wikars, 2009). Orsaken är sannolikt att dagens intensiva skogsbruk trivialiserar faunan på nydöda träd. Detta sker genom att generalister förökas upp i sådan grad i den brukade skogen att dessa även kommer att dominera i de för hållandevis små och fragmenterade områden som avsätts för naturvård (Appelqvist, 2005; Janzen, 1983; Ås, 1999).</w:t>
+      </w:r>
+    </w:p>
+    <w:p>
+      <w:r>
+        <w:t>Ett tydligt exempel på en generalist som gynnas av dagens skogsbruk är större märgborre på nydöd tall. Denna utvecklas förutom i vindfällen gärna i avverkningsavfall, inklusive avverkningsstubbar och röjningsstammar. Därmed har den större märgborren möjlighet att upprätthålla stora och stabila populationer på huvuddelen av landets skogsmark, vilket leder till en trivialisering av faunan. Större märgborre inverkar sannolikt direkt negativt på arter som tolvtandad barkborre (EN) och avlång barkborre (VU), och indirekt på de som är gynnade av blånadssvampar, dvs. följearter till framförallt mindre märgborre och skarptandad barkborre. De barkborrar som missgynnas av större märgborre är i mycket högre grad gynnade av tallar som dör genom självgallring, dvs. i normalfallet skog som inte används till skogsproduktion (Pettersson, 2014; Wikars, skriftl.).</w:t>
+      </w:r>
+    </w:p>
+    <w:p>
+      <w:r>
+        <w:t xml:space="preserve">Rika förekomster av främst mindre märgborre men även skarptandad barkborre är en signal för artrikedom och inventeringar har visat att det är i skogar med en naturlig självgallring som det skapas förutsättningar för dessa arter samt de efterföljande åtgärdsprogramsarterna (Pettersson, 2014; Hedgren, 2012). Tallskogar med stark förekomst av mindre märgborre och skarptandad barkborre bör avsättas som reservat. Generellt bör hänsyn tas vid slutavverkning av talldominerad skog så att avverkningsrester som gren- och toppdelar (s.k. GROT) lämnas. Mindre märgborre är typisk art för </w:t>
+      </w:r>
+      <w:r>
+        <w:rPr>
+          <w:i/>
+        </w:rPr>
+        <w:t>9060 Åsbarrskog</w:t>
+      </w:r>
+      <w:r>
+        <w:t xml:space="preserve"> (Pettersson, 2014; SLU Artdatabanken, 2026).</w:t>
+      </w:r>
+    </w:p>
+    <w:p>
+      <w:pPr>
+        <w:pStyle w:val="Heading2"/>
+      </w:pPr>
+      <w:r>
+        <w:t>Referenser – mindre märgborre</w:t>
+      </w:r>
+    </w:p>
+    <w:p>
+      <w:r>
+        <w:t xml:space="preserve">Appelqvist, T., 2005. </w:t>
+      </w:r>
+      <w:r>
+        <w:rPr>
+          <w:i/>
+        </w:rPr>
+        <w:t>Naturvårdsbiologisk forskning. Underlag för områdesskydd i landskapet.</w:t>
+      </w:r>
+      <w:r>
+        <w:t xml:space="preserve"> Naturvårdsverket, Rapport 5452.</w:t>
+      </w:r>
+    </w:p>
+    <w:p>
+      <w:r>
+        <w:t xml:space="preserve">Gunnarsson, B., Pettersson, R. B., Hake, M. och Hultengren, S. &amp; Sjöberg, K., 1999. </w:t>
+      </w:r>
+      <w:r>
+        <w:rPr>
+          <w:i/>
+        </w:rPr>
+        <w:t xml:space="preserve">Spindlar och skalbaggar som indikatorer i barrskog. </w:t>
+      </w:r>
+      <w:r>
+        <w:t>Skog &amp; Forskning, Nr. 2/99, s. 46–51.</w:t>
+      </w:r>
+    </w:p>
+    <w:p>
+      <w:r>
+        <w:t xml:space="preserve">Hedgren, O., 2012. </w:t>
+      </w:r>
+      <w:r>
+        <w:rPr>
+          <w:i/>
+        </w:rPr>
+        <w:t>Hotade insekter på tallved i Dalarna.</w:t>
+      </w:r>
+      <w:r>
+        <w:t xml:space="preserve"> Länsstyrelsen Dalarna, Naturvårdsenheten. Rapport 2012:16.</w:t>
+      </w:r>
+    </w:p>
+    <w:p>
+      <w:r>
+        <w:t xml:space="preserve">Hedgren, O. 2010. </w:t>
+      </w:r>
+      <w:r>
+        <w:rPr>
+          <w:i/>
+        </w:rPr>
+        <w:t>Vedinsekter i tallskog och på brandfält i Värmland.</w:t>
+      </w:r>
+      <w:r>
+        <w:t xml:space="preserve"> Länsstyrelsen Värmland, Stencil, 39 s.</w:t>
+      </w:r>
+    </w:p>
+    <w:p>
+      <w:r>
+        <w:t xml:space="preserve">Janzen, D. H., 1983. </w:t>
+      </w:r>
+      <w:r>
+        <w:rPr>
+          <w:i/>
+        </w:rPr>
+        <w:t>No park is an island: Increase in interference from outside as park size decreases</w:t>
+      </w:r>
+      <w:r>
+        <w:t>. Oikos 41: 402–410.</w:t>
+      </w:r>
+    </w:p>
+    <w:p>
+      <w:r>
+        <w:t xml:space="preserve">Jonsell, M., Weslien, J. &amp; Ehn ström, B., 1998. </w:t>
+      </w:r>
+      <w:r>
+        <w:rPr>
+          <w:i/>
+        </w:rPr>
+        <w:t>Substrate requirements of red-listed saproxylic invertebrates in Sweden</w:t>
+      </w:r>
+      <w:r>
+        <w:t>. Biodiversity and Conserv. 7: 749–764.</w:t>
+      </w:r>
+    </w:p>
+    <w:p>
+      <w:r>
+        <w:t xml:space="preserve">Pettersson, R. B., 2014). </w:t>
+      </w:r>
+      <w:r>
+        <w:rPr>
+          <w:i/>
+        </w:rPr>
+        <w:t>Åtgärdsprogram för skalbaggar på nyligen död tall, 2014–2018.</w:t>
+      </w:r>
+      <w:r>
+        <w:t xml:space="preserve"> Rapport 6599. Bromma: Naturvårdsverket.</w:t>
+      </w:r>
+    </w:p>
+    <w:p>
+      <w:r>
+        <w:t xml:space="preserve">SLU Artdatabanken, 2026. </w:t>
+      </w:r>
+      <w:r>
+        <w:rPr>
+          <w:i/>
+        </w:rPr>
+        <w:t xml:space="preserve">Artfaktablad. Naturvård – artfakta. </w:t>
+      </w:r>
+      <w:r>
+        <w:t>SLU Artdatabanken, Uppsala.</w:t>
+      </w:r>
+    </w:p>
+    <w:p>
+      <w:r>
+        <w:t xml:space="preserve">Wikars, L.-O., Hansson, J. &amp; Hedgren, O., 2010. </w:t>
+      </w:r>
+      <w:r>
+        <w:rPr>
+          <w:i/>
+        </w:rPr>
+        <w:t>Inventering av vedlevande skalbaggar – tallskogar i Örebro län.</w:t>
+      </w:r>
+      <w:r>
+        <w:t xml:space="preserve"> Länsstyrelsen i Örebro län, publ.nr. 2010:2.</w:t>
+      </w:r>
+    </w:p>
+    <w:p>
+      <w:r>
+        <w:t xml:space="preserve">Wikars, L.-O., 2009. </w:t>
+      </w:r>
+      <w:r>
+        <w:rPr>
+          <w:i/>
+        </w:rPr>
+        <w:t>Vedskalbaggar i Hamra nationalpark, Gävleborgs län.</w:t>
+      </w:r>
+      <w:r>
+        <w:t xml:space="preserve"> Länsstyrelsen Gävleborg, Rapport 2009:14.</w:t>
       </w:r>
     </w:p>
     <w:p>
@@ -1133,7 +1859,7 @@
     <w:r>
       <w:tab/>
       <w:tab/>
-      <w:t>2026-10-14</w:t>
+      <w:t>2026-10-15</w:t>
       <w:br/>
       <w:br/>
     </w:r>

--- a/tillsyn/A 33107-2026 tillsynsbegäran.docx
+++ b/tillsyn/A 33107-2026 tillsynsbegäran.docx
@@ -22,7 +22,7 @@
       <w:r>
         <w:drawing>
           <wp:inline xmlns:a="http://schemas.openxmlformats.org/drawingml/2006/main" xmlns:pic="http://schemas.openxmlformats.org/drawingml/2006/picture">
-            <wp:extent cx="5486400" cy="4998091"/>
+            <wp:extent cx="5486400" cy="5116869"/>
             <wp:docPr id="1" name="Picture 1"/>
             <wp:cNvGraphicFramePr>
               <a:graphicFrameLocks noChangeAspect="1"/>
@@ -43,7 +43,7 @@
                   <pic:spPr>
                     <a:xfrm>
                       <a:off x="0" y="0"/>
-                      <a:ext cx="5486400" cy="4998091"/>
+                      <a:ext cx="5486400" cy="5116869"/>
                     </a:xfrm>
                     <a:prstGeom prst="rect"/>
                   </pic:spPr>
@@ -65,7 +65,7 @@
     </w:p>
     <w:p>
       <w:r>
-        <w:t>I och inom 24 meter från avverkningsanmälan finns fynd av 20 naturvårdsarter, varav 15 är rödlistade, 6 är fridlysta, 12 är typiska (T) och 2 är signalarter (S): garnlav (VU, T), gräddporing (VU, T), knärot (VU, T, §8), dvärgbägarlav (NT, T), kolflarnlav (NT, T), kortskaftad ärgspik (NT), rosenticka (NT, T), skogshare (NT), svartvit taggsvamp (NT), talltita (NT, §4), tretåig hackspett (NT, T, §4), varglav (NT, §8), vedflamlav (NT), vedskivlav (NT, T), vitplätt (NT), mindre märgborre (S, T), vedticka (S, T), kransmossa (T), spillkråka (T, §4) och revlummer (§9). Se Figur 1.</w:t>
+        <w:t>I och inom 24 meter från avverkningsanmälan finns fynd av 24 naturvårdsarter, varav 18 är rödlistade, 7 är fridlysta, 14 är typiska (T) och 2 är signalarter (S): garnlav (VU, T), gräddporing (VU, T), knärot (VU, T, §8), blanksvart spiklav (NT), blågrå svartspik (NT), dvärgbägarlav (NT, T), kolflarnlav (NT, T), kortskaftad ärgspik (NT), rosenticka (NT, T), skogshare (NT), svartvit taggsvamp (NT), tallticka (NT, T), talltita (NT, §4), tretåig hackspett (NT, T, §4), varglav (NT, §8), vedflamlav (NT), vedskivlav (NT, T), vitplätt (NT), mindre märgborre (S, T), vedticka (S, T), kransmossa (T), spillkråka (T, §4), tjäder (T, §4) och revlummer (§9). Se Figur 1.</w:t>
       </w:r>
     </w:p>
     <w:p>
@@ -258,6 +258,28 @@
         <w:rPr>
           <w:b/>
         </w:rPr>
+        <w:t>Blanksvart spiklav (NT)</w:t>
+      </w:r>
+      <w:r>
+        <w:t xml:space="preserve"> förekommer på torr, hård, gammal kärnved men även på äldre ytved av tall i naturskogsartade bestånd med begränsad brandpåverkan och ostörd hydrologi. Skogsbruksåtgärder på eller i närheten av lokaler med blanksvart spiklav utgör ett hot. Naturskogsartade öppna tall- och barrblandskogar med blanksvart spiklav indikerar höga biologiska värden och bör bevaras (SLU Artdatabanken, 2024).</w:t>
+      </w:r>
+    </w:p>
+    <w:p>
+      <w:r>
+        <w:rPr>
+          <w:b/>
+        </w:rPr>
+        <w:t>Blågrå svartspik (NT)</w:t>
+      </w:r>
+      <w:r>
+        <w:t xml:space="preserve"> växer på torr, hård ved av gamla, solbelysta torrakor, högstubbar av tall och grova döda grenar på levande tallar i öppna bestånd av naturskogskaraktär. Nästan alltid rör det sig om tjärrika torrträd och högstubbar (töreved, keloträd) som kan vara en bra bit över hundra år, i vissa fall sannolikt hundratals år gamla. Skogsbruk är idag det allvarligaste hotet. Ett långsiktigt hot är att nybildningen av gamla torrakor och högstubbar är en långsam process vilken ofta är beroende av skogsbrand. Nytt substrat bildas numera sannolikt nästan inte alls då antalet naturliga skogsbränder har minskat drastiskt på grund av effektivare brandbekämpning. Döda träd som lämnas efter avverkning är inte lämpliga för arten, eftersom dessa träd inte varit utsatta för skogsbrand och bildat tjärrik ved. Skogsbruksåtgärder på eller i närheten av växtplatserna bör undvikas. Naturskogsartade skogar med förekomst av arten indikerar höga biologiska värden och bör bevaras. Blågrå svartspik har en mycket begränsad utbredning utanför de nordiska länderna varför dessa länder har ett speciellt ansvar för arten (SLU Artdatabanken, 2024).</w:t>
+      </w:r>
+    </w:p>
+    <w:p>
+      <w:r>
+        <w:rPr>
+          <w:b/>
+        </w:rPr>
         <w:t>Dvärgbägarlav (NT)</w:t>
       </w:r>
       <w:r>
@@ -349,6 +371,35 @@
         <w:rPr>
           <w:b/>
         </w:rPr>
+        <w:t xml:space="preserve">Tallticka (NT) </w:t>
+      </w:r>
+      <w:r>
+        <w:t xml:space="preserve">uppträder först på tallar som är 100–150 år gamla men är vanligast på träd som är runt 150–200 år eller äldre. I skogslandskapet är den främst knuten till tallnaturskogar och restbiotoper med biologiskt gamla träd och signalerar vanligtvis skyddsvärda tallbestånd med höga naturvärden. Tallticka är typisk art för </w:t>
+      </w:r>
+      <w:r>
+        <w:rPr>
+          <w:i/>
+        </w:rPr>
+        <w:t xml:space="preserve">9010 Taiga </w:t>
+      </w:r>
+      <w:r>
+        <w:t xml:space="preserve">och </w:t>
+      </w:r>
+      <w:r>
+        <w:rPr>
+          <w:i/>
+        </w:rPr>
+        <w:t>9060 Åsbarrskog</w:t>
+      </w:r>
+      <w:r>
+        <w:t xml:space="preserve"> (SLU Artdatabanken, 2023; Nitare &amp; Skogsstyrelsen, 2019).</w:t>
+      </w:r>
+    </w:p>
+    <w:p>
+      <w:r>
+        <w:rPr>
+          <w:b/>
+        </w:rPr>
         <w:t>Talltita (NT, §4)</w:t>
       </w:r>
       <w:r>
@@ -554,6 +605,35 @@
       </w:r>
     </w:p>
     <w:p>
+      <w:r>
+        <w:rPr>
+          <w:b/>
+        </w:rPr>
+        <w:t>Tjäder (§4)</w:t>
+      </w:r>
+      <w:r>
+        <w:t xml:space="preserve"> omfattas av bilaga 1 och 2 EU:s fågeldirektiv och är typisk art för </w:t>
+      </w:r>
+      <w:r>
+        <w:rPr>
+          <w:i/>
+        </w:rPr>
+        <w:t xml:space="preserve">9010 Taiga </w:t>
+      </w:r>
+      <w:r>
+        <w:t xml:space="preserve">och </w:t>
+      </w:r>
+      <w:r>
+        <w:rPr>
+          <w:i/>
+        </w:rPr>
+        <w:t>9740 Skogsbevuxen myr</w:t>
+      </w:r>
+      <w:r>
+        <w:t>. Tjädern är en utpräglad skogsfågel knuten till större sammanhängande barrskogsområden. Tupparna och hönorna utnyttjar till viss del olika miljöer, och habitatvalet varierar dessutom mellan olika delar av året. För att det ska finnas livskraftiga tjäderbestånd krävs funktionella skogslandskap med en blandning av uppvuxen, gles och luckig skog, täta sumpskogar, myrar och andra små våtmarker. Arten försvinner när skogen fragmenteras och den sammanlagda arealen hyggen och andra öppna områden blir för stor. Ett småskaligt och försiktigt virkesuttag genom hyggesfria metoder kan i vissa fall vara möjligt i området inom 200 m från lekcentrum. Längre ut från lekcentrum, inom 200–500 m bör den avverkade ytan inte överskrida 1 hektar för att undvika alltför stora och snabba förändringar (Skogsstyrelsen, 2019; SLU Artdatabanken, 2024).</w:t>
+      </w:r>
+    </w:p>
+    <w:p>
       <w:pPr>
         <w:pStyle w:val="Heading1"/>
       </w:pPr>
@@ -590,7 +670,7 @@
     </w:p>
     <w:p>
       <w:r>
-        <w:t>Följande typiska arter har sina livsmiljöer och växtplatser i den avverkningsanmälda skogen: garnlav (VU, T), gräddporing (VU, T), knärot (VU, T, §8), dvärgbägarlav (NT, T), kolflarnlav (NT, T), rosenticka (NT, T), tretåig hackspett (NT, T, §4), vedskivlav (NT, T), mindre märgborre (S, T), vedticka (S, T), kransmossa (T) och spillkråka (T, §4).</w:t>
+        <w:t>Följande typiska arter har sina livsmiljöer och växtplatser i den avverkningsanmälda skogen: garnlav (VU, T), gräddporing (VU, T), knärot (VU, T, §8), dvärgbägarlav (NT, T), kolflarnlav (NT, T), rosenticka (NT, T), tallticka (NT, T), tretåig hackspett (NT, T, §4), vedskivlav (NT, T), mindre märgborre (S, T), vedticka (S, T), kransmossa (T), spillkråka (T, §4) och tjäder (T, §4).</w:t>
       </w:r>
     </w:p>
     <w:p>
@@ -1481,6 +1561,75 @@
       </w:r>
       <w:r>
         <w:t>SLU Artdatabanken, Uppsala.</w:t>
+      </w:r>
+    </w:p>
+    <w:p>
+      <w:pPr>
+        <w:pStyle w:val="Heading1"/>
+      </w:pPr>
+      <w:r>
+        <w:t>Tjäder – ekologi samt krav på livsmiljön</w:t>
+      </w:r>
+    </w:p>
+    <w:p>
+      <w:r>
+        <w:t xml:space="preserve">Tjäder (§4) omfattas av bilaga 1 och 2 EU:s fågeldirektiv och är typisk art för </w:t>
+      </w:r>
+      <w:r>
+        <w:rPr>
+          <w:i/>
+        </w:rPr>
+        <w:t xml:space="preserve">9010 Taiga </w:t>
+      </w:r>
+      <w:r>
+        <w:t xml:space="preserve">och </w:t>
+      </w:r>
+      <w:r>
+        <w:rPr>
+          <w:i/>
+        </w:rPr>
+        <w:t>9740 Skogsbevuxen myr</w:t>
+      </w:r>
+      <w:r>
+        <w:t>. Tjädern är en utpräglad skogsfågel knuten till större sammanhängande barrskogsområden. Tupparna och hönorna utnyttjar till viss del olika miljöer, och habitatvalet varierar dessutom mellan olika delar av året. För att det ska finnas livskraftiga tjäderbestånd krävs funktionella skogslandskap med en blandning av uppvuxen, gles och luckig skog, täta sumpskogar, myrar och andra små våtmarker (Skogsstyrelsen, 2019; SLU Artdatabanken 2024).</w:t>
+      </w:r>
+    </w:p>
+    <w:p>
+      <w:r>
+        <w:t>Arten försvinner när skogen fragmenteras och den sammanlagda arealen hyggen och andra öppna områden blir för stor. Ett småskaligt och försiktigt virkesuttag genom hyggesfria metoder kan i vissa fall vara möjligt i området inom 200 m från lekcentrum. Längre ut från lekcentrum, inom 200–500 m bör den avverkade ytan inte överskrida 1 hektar för att undvika alltför stora och snabba förändringar (Skogsstyrelsen, 2019).</w:t>
+      </w:r>
+    </w:p>
+    <w:p>
+      <w:pPr>
+        <w:pStyle w:val="Heading2"/>
+      </w:pPr>
+      <w:r>
+        <w:t>Referenser – tjäder</w:t>
+      </w:r>
+    </w:p>
+    <w:p>
+      <w:r>
+        <w:t xml:space="preserve">Skogsstyrelsen, 2019. </w:t>
+      </w:r>
+      <w:r>
+        <w:rPr>
+          <w:i/>
+        </w:rPr>
+        <w:t>Vägledning för hänsyn till fåglar – tjäder.</w:t>
+      </w:r>
+    </w:p>
+    <w:p>
+      <w:r>
+        <w:t xml:space="preserve">SLU Artdatabanken, 2024. </w:t>
+      </w:r>
+      <w:r>
+        <w:rPr>
+          <w:i/>
+        </w:rPr>
+        <w:t xml:space="preserve">Artfaktablad. Naturvård – artfakta. </w:t>
+      </w:r>
+      <w:r>
+        <w:t>SLU Artdatabanken, Uppsala</w:t>
       </w:r>
     </w:p>
     <w:p>
@@ -1859,7 +2008,7 @@
     <w:r>
       <w:tab/>
       <w:tab/>
-      <w:t>2026-10-15</w:t>
+      <w:t>2026-10-16</w:t>
       <w:br/>
       <w:br/>
     </w:r>

--- a/tillsyn/A 33107-2026 tillsynsbegäran.docx
+++ b/tillsyn/A 33107-2026 tillsynsbegäran.docx
@@ -2008,7 +2008,7 @@
     <w:r>
       <w:tab/>
       <w:tab/>
-      <w:t>2026-10-16</w:t>
+      <w:t>2026-10-17</w:t>
       <w:br/>
       <w:br/>
     </w:r>

--- a/tillsyn/A 33107-2026 tillsynsbegäran.docx
+++ b/tillsyn/A 33107-2026 tillsynsbegäran.docx
@@ -2008,7 +2008,7 @@
     <w:r>
       <w:tab/>
       <w:tab/>
-      <w:t>2026-10-17</w:t>
+      <w:t>2026-10-18</w:t>
       <w:br/>
       <w:br/>
     </w:r>

--- a/tillsyn/A 33107-2026 tillsynsbegäran.docx
+++ b/tillsyn/A 33107-2026 tillsynsbegäran.docx
@@ -2008,7 +2008,7 @@
     <w:r>
       <w:tab/>
       <w:tab/>
-      <w:t>2026-10-18</w:t>
+      <w:t>2026-10-19</w:t>
       <w:br/>
       <w:br/>
     </w:r>

--- a/tillsyn/A 33107-2026 tillsynsbegäran.docx
+++ b/tillsyn/A 33107-2026 tillsynsbegäran.docx
@@ -2008,7 +2008,7 @@
     <w:r>
       <w:tab/>
       <w:tab/>
-      <w:t>2026-10-19</w:t>
+      <w:t>2026-10-20</w:t>
       <w:br/>
       <w:br/>
     </w:r>

--- a/tillsyn/A 33107-2026 tillsynsbegäran.docx
+++ b/tillsyn/A 33107-2026 tillsynsbegäran.docx
@@ -2008,7 +2008,7 @@
     <w:r>
       <w:tab/>
       <w:tab/>
-      <w:t>2026-10-20</w:t>
+      <w:t>2026-10-21</w:t>
       <w:br/>
       <w:br/>
     </w:r>
